--- a/treasury-platform/docs/30-readiness/word/DOC-F02-sensitive-data-flows.docx
+++ b/treasury-platform/docs/30-readiness/word/DOC-F02-sensitive-data-flows.docx
@@ -19171,11 +19171,11 @@
         </w:tblBorders>
       </w:tblPr>
       <w:tblGrid>
-        <w:gridCol w:w="1195"/>
-        <w:gridCol w:w="3290"/>
-        <w:gridCol w:w="2540"/>
-        <w:gridCol w:w="1195"/>
-        <w:gridCol w:w="1644"/>
+        <w:gridCol w:w="1184"/>
+        <w:gridCol w:w="3260"/>
+        <w:gridCol w:w="2608"/>
+        <w:gridCol w:w="1184"/>
+        <w:gridCol w:w="1628"/>
       </w:tblGrid>
       <w:tr>
         <w:trPr>
@@ -19184,7 +19184,7 @@
         </w:trPr>
         <w:tc>
           <w:tcPr>
-            <w:tcW w:type="dxa" w:w="1195"/>
+            <w:tcW w:type="dxa" w:w="1184"/>
             <w:tcBorders>
               <w:top w:val="single" w:color="BFC9D6" w:sz="4"/>
               <w:left w:val="single" w:color="BFC9D6" w:sz="4"/>
@@ -19222,7 +19222,7 @@
         </w:tc>
         <w:tc>
           <w:tcPr>
-            <w:tcW w:type="dxa" w:w="3290"/>
+            <w:tcW w:type="dxa" w:w="3260"/>
             <w:tcBorders>
               <w:top w:val="single" w:color="BFC9D6" w:sz="4"/>
               <w:left w:val="single" w:color="BFC9D6" w:sz="4"/>
@@ -19260,7 +19260,7 @@
         </w:tc>
         <w:tc>
           <w:tcPr>
-            <w:tcW w:type="dxa" w:w="2540"/>
+            <w:tcW w:type="dxa" w:w="2608"/>
             <w:tcBorders>
               <w:top w:val="single" w:color="BFC9D6" w:sz="4"/>
               <w:left w:val="single" w:color="BFC9D6" w:sz="4"/>
@@ -19298,7 +19298,7 @@
         </w:tc>
         <w:tc>
           <w:tcPr>
-            <w:tcW w:type="dxa" w:w="1195"/>
+            <w:tcW w:type="dxa" w:w="1184"/>
             <w:tcBorders>
               <w:top w:val="single" w:color="BFC9D6" w:sz="4"/>
               <w:left w:val="single" w:color="BFC9D6" w:sz="4"/>
@@ -19336,7 +19336,7 @@
         </w:tc>
         <w:tc>
           <w:tcPr>
-            <w:tcW w:type="dxa" w:w="1644"/>
+            <w:tcW w:type="dxa" w:w="1628"/>
             <w:tcBorders>
               <w:top w:val="single" w:color="BFC9D6" w:sz="4"/>
               <w:left w:val="single" w:color="BFC9D6" w:sz="4"/>
@@ -19379,7 +19379,7 @@
         </w:trPr>
         <w:tc>
           <w:tcPr>
-            <w:tcW w:type="dxa" w:w="1195"/>
+            <w:tcW w:type="dxa" w:w="1184"/>
             <w:tcBorders>
               <w:top w:val="single" w:color="BFC9D6" w:sz="4"/>
               <w:left w:val="single" w:color="BFC9D6" w:sz="4"/>
@@ -19415,7 +19415,7 @@
         </w:tc>
         <w:tc>
           <w:tcPr>
-            <w:tcW w:type="dxa" w:w="3290"/>
+            <w:tcW w:type="dxa" w:w="3260"/>
             <w:tcBorders>
               <w:top w:val="single" w:color="BFC9D6" w:sz="4"/>
               <w:left w:val="single" w:color="BFC9D6" w:sz="4"/>
@@ -19451,7 +19451,7 @@
         </w:tc>
         <w:tc>
           <w:tcPr>
-            <w:tcW w:type="dxa" w:w="2540"/>
+            <w:tcW w:type="dxa" w:w="2608"/>
             <w:tcBorders>
               <w:top w:val="single" w:color="BFC9D6" w:sz="4"/>
               <w:left w:val="single" w:color="BFC9D6" w:sz="4"/>
@@ -19505,13 +19505,13 @@
                 <w:szCs w:val="18"/>
                 <w:rtl/>
               </w:rPr>
-              <w:t xml:space="preserve"> على الأقل</w:t>
-            </w:r>
-          </w:p>
-        </w:tc>
-        <w:tc>
-          <w:tcPr>
-            <w:tcW w:type="dxa" w:w="1195"/>
+              <w:t xml:space="preserve"> على الأقل. بديل في DOC-F12 §8.3 (DQ-F12-11): لا نسخ للقناع ولا للبصمة لأنهما مقيّدان، والحكم من بصمة المصدر؛ يُحسمان معًا</w:t>
+            </w:r>
+          </w:p>
+        </w:tc>
+        <w:tc>
+          <w:tcPr>
+            <w:tcW w:type="dxa" w:w="1184"/>
             <w:tcBorders>
               <w:top w:val="single" w:color="BFC9D6" w:sz="4"/>
               <w:left w:val="single" w:color="BFC9D6" w:sz="4"/>
@@ -19547,7 +19547,7 @@
         </w:tc>
         <w:tc>
           <w:tcPr>
-            <w:tcW w:type="dxa" w:w="1644"/>
+            <w:tcW w:type="dxa" w:w="1628"/>
             <w:tcBorders>
               <w:top w:val="single" w:color="BFC9D6" w:sz="4"/>
               <w:left w:val="single" w:color="BFC9D6" w:sz="4"/>
@@ -19588,7 +19588,7 @@
         </w:trPr>
         <w:tc>
           <w:tcPr>
-            <w:tcW w:type="dxa" w:w="1195"/>
+            <w:tcW w:type="dxa" w:w="1184"/>
             <w:tcBorders>
               <w:top w:val="single" w:color="BFC9D6" w:sz="4"/>
               <w:left w:val="single" w:color="BFC9D6" w:sz="4"/>
@@ -19625,7 +19625,7 @@
         </w:tc>
         <w:tc>
           <w:tcPr>
-            <w:tcW w:type="dxa" w:w="3290"/>
+            <w:tcW w:type="dxa" w:w="3260"/>
             <w:tcBorders>
               <w:top w:val="single" w:color="BFC9D6" w:sz="4"/>
               <w:left w:val="single" w:color="BFC9D6" w:sz="4"/>
@@ -19686,7 +19686,7 @@
         </w:tc>
         <w:tc>
           <w:tcPr>
-            <w:tcW w:type="dxa" w:w="2540"/>
+            <w:tcW w:type="dxa" w:w="2608"/>
             <w:tcBorders>
               <w:top w:val="single" w:color="BFC9D6" w:sz="4"/>
               <w:left w:val="single" w:color="BFC9D6" w:sz="4"/>
@@ -19771,7 +19771,7 @@
         </w:tc>
         <w:tc>
           <w:tcPr>
-            <w:tcW w:type="dxa" w:w="1195"/>
+            <w:tcW w:type="dxa" w:w="1184"/>
             <w:tcBorders>
               <w:top w:val="single" w:color="BFC9D6" w:sz="4"/>
               <w:left w:val="single" w:color="BFC9D6" w:sz="4"/>
@@ -19808,7 +19808,7 @@
         </w:tc>
         <w:tc>
           <w:tcPr>
-            <w:tcW w:type="dxa" w:w="1644"/>
+            <w:tcW w:type="dxa" w:w="1628"/>
             <w:tcBorders>
               <w:top w:val="single" w:color="BFC9D6" w:sz="4"/>
               <w:left w:val="single" w:color="BFC9D6" w:sz="4"/>
@@ -19850,7 +19850,7 @@
         </w:trPr>
         <w:tc>
           <w:tcPr>
-            <w:tcW w:type="dxa" w:w="1195"/>
+            <w:tcW w:type="dxa" w:w="1184"/>
             <w:tcBorders>
               <w:top w:val="single" w:color="BFC9D6" w:sz="4"/>
               <w:left w:val="single" w:color="BFC9D6" w:sz="4"/>
@@ -19886,7 +19886,7 @@
         </w:tc>
         <w:tc>
           <w:tcPr>
-            <w:tcW w:type="dxa" w:w="3290"/>
+            <w:tcW w:type="dxa" w:w="3260"/>
             <w:tcBorders>
               <w:top w:val="single" w:color="BFC9D6" w:sz="4"/>
               <w:left w:val="single" w:color="BFC9D6" w:sz="4"/>
@@ -19946,7 +19946,7 @@
         </w:tc>
         <w:tc>
           <w:tcPr>
-            <w:tcW w:type="dxa" w:w="2540"/>
+            <w:tcW w:type="dxa" w:w="2608"/>
             <w:tcBorders>
               <w:top w:val="single" w:color="BFC9D6" w:sz="4"/>
               <w:left w:val="single" w:color="BFC9D6" w:sz="4"/>
@@ -20003,7 +20003,7 @@
         </w:tc>
         <w:tc>
           <w:tcPr>
-            <w:tcW w:type="dxa" w:w="1195"/>
+            <w:tcW w:type="dxa" w:w="1184"/>
             <w:tcBorders>
               <w:top w:val="single" w:color="BFC9D6" w:sz="4"/>
               <w:left w:val="single" w:color="BFC9D6" w:sz="4"/>
@@ -20039,7 +20039,7 @@
         </w:tc>
         <w:tc>
           <w:tcPr>
-            <w:tcW w:type="dxa" w:w="1644"/>
+            <w:tcW w:type="dxa" w:w="1628"/>
             <w:tcBorders>
               <w:top w:val="single" w:color="BFC9D6" w:sz="4"/>
               <w:left w:val="single" w:color="BFC9D6" w:sz="4"/>
@@ -20080,7 +20080,7 @@
         </w:trPr>
         <w:tc>
           <w:tcPr>
-            <w:tcW w:type="dxa" w:w="1195"/>
+            <w:tcW w:type="dxa" w:w="1184"/>
             <w:tcBorders>
               <w:top w:val="single" w:color="BFC9D6" w:sz="4"/>
               <w:left w:val="single" w:color="BFC9D6" w:sz="4"/>
@@ -20117,7 +20117,7 @@
         </w:tc>
         <w:tc>
           <w:tcPr>
-            <w:tcW w:type="dxa" w:w="3290"/>
+            <w:tcW w:type="dxa" w:w="3260"/>
             <w:tcBorders>
               <w:top w:val="single" w:color="BFC9D6" w:sz="4"/>
               <w:left w:val="single" w:color="BFC9D6" w:sz="4"/>
@@ -20154,7 +20154,7 @@
         </w:tc>
         <w:tc>
           <w:tcPr>
-            <w:tcW w:type="dxa" w:w="2540"/>
+            <w:tcW w:type="dxa" w:w="2608"/>
             <w:tcBorders>
               <w:top w:val="single" w:color="BFC9D6" w:sz="4"/>
               <w:left w:val="single" w:color="BFC9D6" w:sz="4"/>
@@ -20263,7 +20263,7 @@
         </w:tc>
         <w:tc>
           <w:tcPr>
-            <w:tcW w:type="dxa" w:w="1195"/>
+            <w:tcW w:type="dxa" w:w="1184"/>
             <w:tcBorders>
               <w:top w:val="single" w:color="BFC9D6" w:sz="4"/>
               <w:left w:val="single" w:color="BFC9D6" w:sz="4"/>
@@ -20300,7 +20300,7 @@
         </w:tc>
         <w:tc>
           <w:tcPr>
-            <w:tcW w:type="dxa" w:w="1644"/>
+            <w:tcW w:type="dxa" w:w="1628"/>
             <w:tcBorders>
               <w:top w:val="single" w:color="BFC9D6" w:sz="4"/>
               <w:left w:val="single" w:color="BFC9D6" w:sz="4"/>
@@ -20342,7 +20342,7 @@
         </w:trPr>
         <w:tc>
           <w:tcPr>
-            <w:tcW w:type="dxa" w:w="1195"/>
+            <w:tcW w:type="dxa" w:w="1184"/>
             <w:tcBorders>
               <w:top w:val="single" w:color="BFC9D6" w:sz="4"/>
               <w:left w:val="single" w:color="BFC9D6" w:sz="4"/>
@@ -20378,7 +20378,7 @@
         </w:tc>
         <w:tc>
           <w:tcPr>
-            <w:tcW w:type="dxa" w:w="3290"/>
+            <w:tcW w:type="dxa" w:w="3260"/>
             <w:tcBorders>
               <w:top w:val="single" w:color="BFC9D6" w:sz="4"/>
               <w:left w:val="single" w:color="BFC9D6" w:sz="4"/>
@@ -20414,7 +20414,7 @@
         </w:tc>
         <w:tc>
           <w:tcPr>
-            <w:tcW w:type="dxa" w:w="2540"/>
+            <w:tcW w:type="dxa" w:w="2608"/>
             <w:tcBorders>
               <w:top w:val="single" w:color="BFC9D6" w:sz="4"/>
               <w:left w:val="single" w:color="BFC9D6" w:sz="4"/>
@@ -20498,7 +20498,7 @@
         </w:tc>
         <w:tc>
           <w:tcPr>
-            <w:tcW w:type="dxa" w:w="1195"/>
+            <w:tcW w:type="dxa" w:w="1184"/>
             <w:tcBorders>
               <w:top w:val="single" w:color="BFC9D6" w:sz="4"/>
               <w:left w:val="single" w:color="BFC9D6" w:sz="4"/>
@@ -20534,7 +20534,7 @@
         </w:tc>
         <w:tc>
           <w:tcPr>
-            <w:tcW w:type="dxa" w:w="1644"/>
+            <w:tcW w:type="dxa" w:w="1628"/>
             <w:tcBorders>
               <w:top w:val="single" w:color="BFC9D6" w:sz="4"/>
               <w:left w:val="single" w:color="BFC9D6" w:sz="4"/>
@@ -20575,7 +20575,7 @@
         </w:trPr>
         <w:tc>
           <w:tcPr>
-            <w:tcW w:type="dxa" w:w="1195"/>
+            <w:tcW w:type="dxa" w:w="1184"/>
             <w:tcBorders>
               <w:top w:val="single" w:color="BFC9D6" w:sz="4"/>
               <w:left w:val="single" w:color="BFC9D6" w:sz="4"/>
@@ -20612,7 +20612,7 @@
         </w:tc>
         <w:tc>
           <w:tcPr>
-            <w:tcW w:type="dxa" w:w="3290"/>
+            <w:tcW w:type="dxa" w:w="3260"/>
             <w:tcBorders>
               <w:top w:val="single" w:color="BFC9D6" w:sz="4"/>
               <w:left w:val="single" w:color="BFC9D6" w:sz="4"/>
@@ -20649,7 +20649,7 @@
         </w:tc>
         <w:tc>
           <w:tcPr>
-            <w:tcW w:type="dxa" w:w="2540"/>
+            <w:tcW w:type="dxa" w:w="2608"/>
             <w:tcBorders>
               <w:top w:val="single" w:color="BFC9D6" w:sz="4"/>
               <w:left w:val="single" w:color="BFC9D6" w:sz="4"/>
@@ -20744,7 +20744,7 @@
         </w:tc>
         <w:tc>
           <w:tcPr>
-            <w:tcW w:type="dxa" w:w="1195"/>
+            <w:tcW w:type="dxa" w:w="1184"/>
             <w:tcBorders>
               <w:top w:val="single" w:color="BFC9D6" w:sz="4"/>
               <w:left w:val="single" w:color="BFC9D6" w:sz="4"/>
@@ -20781,7 +20781,7 @@
         </w:tc>
         <w:tc>
           <w:tcPr>
-            <w:tcW w:type="dxa" w:w="1644"/>
+            <w:tcW w:type="dxa" w:w="1628"/>
             <w:tcBorders>
               <w:top w:val="single" w:color="BFC9D6" w:sz="4"/>
               <w:left w:val="single" w:color="BFC9D6" w:sz="4"/>
@@ -20823,7 +20823,7 @@
         </w:trPr>
         <w:tc>
           <w:tcPr>
-            <w:tcW w:type="dxa" w:w="1195"/>
+            <w:tcW w:type="dxa" w:w="1184"/>
             <w:tcBorders>
               <w:top w:val="single" w:color="BFC9D6" w:sz="4"/>
               <w:left w:val="single" w:color="BFC9D6" w:sz="4"/>
@@ -20859,7 +20859,7 @@
         </w:tc>
         <w:tc>
           <w:tcPr>
-            <w:tcW w:type="dxa" w:w="3290"/>
+            <w:tcW w:type="dxa" w:w="3260"/>
             <w:tcBorders>
               <w:top w:val="single" w:color="BFC9D6" w:sz="4"/>
               <w:left w:val="single" w:color="BFC9D6" w:sz="4"/>
@@ -20895,7 +20895,7 @@
         </w:tc>
         <w:tc>
           <w:tcPr>
-            <w:tcW w:type="dxa" w:w="2540"/>
+            <w:tcW w:type="dxa" w:w="2608"/>
             <w:tcBorders>
               <w:top w:val="single" w:color="BFC9D6" w:sz="4"/>
               <w:left w:val="single" w:color="BFC9D6" w:sz="4"/>
@@ -20952,7 +20952,7 @@
         </w:tc>
         <w:tc>
           <w:tcPr>
-            <w:tcW w:type="dxa" w:w="1195"/>
+            <w:tcW w:type="dxa" w:w="1184"/>
             <w:tcBorders>
               <w:top w:val="single" w:color="BFC9D6" w:sz="4"/>
               <w:left w:val="single" w:color="BFC9D6" w:sz="4"/>
@@ -20988,7 +20988,7 @@
         </w:tc>
         <w:tc>
           <w:tcPr>
-            <w:tcW w:type="dxa" w:w="1644"/>
+            <w:tcW w:type="dxa" w:w="1628"/>
             <w:tcBorders>
               <w:top w:val="single" w:color="BFC9D6" w:sz="4"/>
               <w:left w:val="single" w:color="BFC9D6" w:sz="4"/>
@@ -21029,7 +21029,7 @@
         </w:trPr>
         <w:tc>
           <w:tcPr>
-            <w:tcW w:type="dxa" w:w="1195"/>
+            <w:tcW w:type="dxa" w:w="1184"/>
             <w:tcBorders>
               <w:top w:val="single" w:color="BFC9D6" w:sz="4"/>
               <w:left w:val="single" w:color="BFC9D6" w:sz="4"/>
@@ -21066,7 +21066,7 @@
         </w:tc>
         <w:tc>
           <w:tcPr>
-            <w:tcW w:type="dxa" w:w="3290"/>
+            <w:tcW w:type="dxa" w:w="3260"/>
             <w:tcBorders>
               <w:top w:val="single" w:color="BFC9D6" w:sz="4"/>
               <w:left w:val="single" w:color="BFC9D6" w:sz="4"/>
@@ -21127,7 +21127,7 @@
         </w:tc>
         <w:tc>
           <w:tcPr>
-            <w:tcW w:type="dxa" w:w="2540"/>
+            <w:tcW w:type="dxa" w:w="2608"/>
             <w:tcBorders>
               <w:top w:val="single" w:color="BFC9D6" w:sz="4"/>
               <w:left w:val="single" w:color="BFC9D6" w:sz="4"/>
@@ -21188,7 +21188,7 @@
         </w:tc>
         <w:tc>
           <w:tcPr>
-            <w:tcW w:type="dxa" w:w="1195"/>
+            <w:tcW w:type="dxa" w:w="1184"/>
             <w:tcBorders>
               <w:top w:val="single" w:color="BFC9D6" w:sz="4"/>
               <w:left w:val="single" w:color="BFC9D6" w:sz="4"/>
@@ -21225,7 +21225,7 @@
         </w:tc>
         <w:tc>
           <w:tcPr>
-            <w:tcW w:type="dxa" w:w="1644"/>
+            <w:tcW w:type="dxa" w:w="1628"/>
             <w:tcBorders>
               <w:top w:val="single" w:color="BFC9D6" w:sz="4"/>
               <w:left w:val="single" w:color="BFC9D6" w:sz="4"/>
@@ -21267,7 +21267,7 @@
         </w:trPr>
         <w:tc>
           <w:tcPr>
-            <w:tcW w:type="dxa" w:w="1195"/>
+            <w:tcW w:type="dxa" w:w="1184"/>
             <w:tcBorders>
               <w:top w:val="single" w:color="BFC9D6" w:sz="4"/>
               <w:left w:val="single" w:color="BFC9D6" w:sz="4"/>
@@ -21303,7 +21303,7 @@
         </w:tc>
         <w:tc>
           <w:tcPr>
-            <w:tcW w:type="dxa" w:w="3290"/>
+            <w:tcW w:type="dxa" w:w="3260"/>
             <w:tcBorders>
               <w:top w:val="single" w:color="BFC9D6" w:sz="4"/>
               <w:left w:val="single" w:color="BFC9D6" w:sz="4"/>
@@ -21339,7 +21339,7 @@
         </w:tc>
         <w:tc>
           <w:tcPr>
-            <w:tcW w:type="dxa" w:w="2540"/>
+            <w:tcW w:type="dxa" w:w="2608"/>
             <w:tcBorders>
               <w:top w:val="single" w:color="BFC9D6" w:sz="4"/>
               <w:left w:val="single" w:color="BFC9D6" w:sz="4"/>
@@ -21385,7 +21385,7 @@
         </w:tc>
         <w:tc>
           <w:tcPr>
-            <w:tcW w:type="dxa" w:w="1195"/>
+            <w:tcW w:type="dxa" w:w="1184"/>
             <w:tcBorders>
               <w:top w:val="single" w:color="BFC9D6" w:sz="4"/>
               <w:left w:val="single" w:color="BFC9D6" w:sz="4"/>
@@ -21421,7 +21421,7 @@
         </w:tc>
         <w:tc>
           <w:tcPr>
-            <w:tcW w:type="dxa" w:w="1644"/>
+            <w:tcW w:type="dxa" w:w="1628"/>
             <w:tcBorders>
               <w:top w:val="single" w:color="BFC9D6" w:sz="4"/>
               <w:left w:val="single" w:color="BFC9D6" w:sz="4"/>

--- a/treasury-platform/docs/30-readiness/word/DOC-F02-sensitive-data-flows.docx
+++ b/treasury-platform/docs/30-readiness/word/DOC-F02-sensitive-data-flows.docx
@@ -19474,14 +19474,23 @@
             </w:pPr>
             <w:r>
               <w:rPr>
-                <w:rFonts w:ascii="Arial" w:cs="Arial" w:eastAsia="Arial" w:hAnsi="Arial"/>
-                <w:b w:val="false"/>
-                <w:bCs w:val="false"/>
-                <w:sz w:val="18"/>
-                <w:szCs w:val="18"/>
-                <w:rtl/>
-              </w:rPr>
-              <w:t xml:space="preserve">لا تُنسخ القيمة: يُخزَّن القناع وHMAC للحقل المقيّد فقط؛ ويوسم العمودان </w:t>
+                <w:rFonts w:ascii="Segoe UI Emoji" w:cs="Segoe UI Emoji" w:eastAsia="Segoe UI Emoji" w:hAnsi="Segoe UI Emoji"/>
+                <w:sz w:val="18"/>
+                <w:szCs w:val="18"/>
+                <w:rtl/>
+              </w:rPr>
+              <w:t xml:space="preserve">✅</w:t>
+            </w:r>
+            <w:r>
+              <w:rPr>
+                <w:rFonts w:ascii="Arial" w:cs="Arial" w:eastAsia="Arial" w:hAnsi="Arial"/>
+                <w:b w:val="false"/>
+                <w:bCs w:val="false"/>
+                <w:sz w:val="18"/>
+                <w:szCs w:val="18"/>
+                <w:rtl/>
+              </w:rPr>
+              <w:t xml:space="preserve"> معتمد (O-15، ADR 0011) بصيغة DQ-F12-11: لا يُنسخ شيء، وقيد يمنع قيمة IBAN في سطور المقارنة، والأعمدة الثلاثة موسومة سرّية؛ خدمة المقارنة قبل S3. المقترح الأصلي: لا تُنسخ القيمة: يُخزَّن القناع وHMAC للحقل المقيّد فقط؛ ويوسم العمودان </w:t>
             </w:r>
             <w:r>
               <w:rPr>
@@ -19710,14 +19719,71 @@
             </w:pPr>
             <w:r>
               <w:rPr>
-                <w:rFonts w:ascii="Arial" w:cs="Arial" w:eastAsia="Arial" w:hAnsi="Arial"/>
-                <w:b w:val="false"/>
-                <w:bCs w:val="false"/>
-                <w:sz w:val="18"/>
-                <w:szCs w:val="18"/>
-                <w:rtl/>
-              </w:rPr>
-              <w:t xml:space="preserve">وسم </w:t>
+                <w:rFonts w:ascii="Segoe UI Emoji" w:cs="Segoe UI Emoji" w:eastAsia="Segoe UI Emoji" w:hAnsi="Segoe UI Emoji"/>
+                <w:sz w:val="18"/>
+                <w:szCs w:val="18"/>
+                <w:rtl/>
+              </w:rPr>
+              <w:t xml:space="preserve">✅</w:t>
+            </w:r>
+            <w:r>
+              <w:rPr>
+                <w:rFonts w:ascii="Arial" w:cs="Arial" w:eastAsia="Arial" w:hAnsi="Arial"/>
+                <w:b w:val="false"/>
+                <w:bCs w:val="false"/>
+                <w:sz w:val="18"/>
+                <w:szCs w:val="18"/>
+                <w:rtl/>
+              </w:rPr>
+              <w:t xml:space="preserve"> منفّذ جزئيًا (ADR 0011): الوسم السرّي ومنع القراءة عن </w:t>
+            </w:r>
+            <w:r>
+              <w:rPr>
+                <w:rFonts w:ascii="Courier New" w:cs="Courier New" w:eastAsia="Courier New" w:hAnsi="Courier New"/>
+                <w:b w:val="false"/>
+                <w:bCs w:val="false"/>
+                <w:color w:val="1F2937"/>
+                <w:sz w:val="16"/>
+                <w:szCs w:val="16"/>
+                <w:shd w:fill="F1F3F5" w:color="auto" w:val="clear"/>
+                <w:rtl/>
+              </w:rPr>
+              <w:t xml:space="preserve">‎tp_readonly‎</w:t>
+            </w:r>
+            <w:r>
+              <w:rPr>
+                <w:rFonts w:ascii="Arial" w:cs="Arial" w:eastAsia="Arial" w:hAnsi="Arial"/>
+                <w:b w:val="false"/>
+                <w:bCs w:val="false"/>
+                <w:sz w:val="18"/>
+                <w:szCs w:val="18"/>
+                <w:rtl/>
+              </w:rPr>
+              <w:t xml:space="preserve"> على النص الأصلي ونصي التعارض و</w:t>
+            </w:r>
+            <w:r>
+              <w:rPr>
+                <w:rFonts w:ascii="Courier New" w:cs="Courier New" w:eastAsia="Courier New" w:hAnsi="Courier New"/>
+                <w:b w:val="false"/>
+                <w:bCs w:val="false"/>
+                <w:color w:val="1F2937"/>
+                <w:sz w:val="16"/>
+                <w:szCs w:val="16"/>
+                <w:shd w:fill="F1F3F5" w:color="auto" w:val="clear"/>
+                <w:rtl/>
+              </w:rPr>
+              <w:t xml:space="preserve">‎ClauseText‎</w:t>
+            </w:r>
+            <w:r>
+              <w:rPr>
+                <w:rFonts w:ascii="Arial" w:cs="Arial" w:eastAsia="Arial" w:hAnsi="Arial"/>
+                <w:b w:val="false"/>
+                <w:bCs w:val="false"/>
+                <w:sz w:val="18"/>
+                <w:szCs w:val="18"/>
+                <w:rtl/>
+              </w:rPr>
+              <w:t xml:space="preserve">؛ الحجب عند الإدخال قبل S2 (DQ-S06-7). المقترح: وسم </w:t>
             </w:r>
             <w:r>
               <w:rPr>
@@ -21151,14 +21217,47 @@
             </w:pPr>
             <w:r>
               <w:rPr>
-                <w:rFonts w:ascii="Arial" w:cs="Arial" w:eastAsia="Arial" w:hAnsi="Arial"/>
-                <w:b w:val="false"/>
-                <w:bCs w:val="false"/>
-                <w:sz w:val="18"/>
-                <w:szCs w:val="18"/>
-                <w:rtl/>
-              </w:rPr>
-              <w:t xml:space="preserve">يُحذف ويُقرأ من </w:t>
+                <w:rFonts w:ascii="Segoe UI Emoji" w:cs="Segoe UI Emoji" w:eastAsia="Segoe UI Emoji" w:hAnsi="Segoe UI Emoji"/>
+                <w:sz w:val="18"/>
+                <w:szCs w:val="18"/>
+                <w:rtl/>
+              </w:rPr>
+              <w:t xml:space="preserve">✅</w:t>
+            </w:r>
+            <w:r>
+              <w:rPr>
+                <w:rFonts w:ascii="Arial" w:cs="Arial" w:eastAsia="Arial" w:hAnsi="Arial"/>
+                <w:b w:val="false"/>
+                <w:bCs w:val="false"/>
+                <w:sz w:val="18"/>
+                <w:szCs w:val="18"/>
+                <w:rtl/>
+              </w:rPr>
+              <w:t xml:space="preserve"> معتمد (O-15، ADR 0011): الوسم السرّي منفّذ، والحذف والقراءة من </w:t>
+            </w:r>
+            <w:r>
+              <w:rPr>
+                <w:rFonts w:ascii="Courier New" w:cs="Courier New" w:eastAsia="Courier New" w:hAnsi="Courier New"/>
+                <w:b w:val="false"/>
+                <w:bCs w:val="false"/>
+                <w:color w:val="1F2937"/>
+                <w:sz w:val="16"/>
+                <w:szCs w:val="16"/>
+                <w:shd w:fill="F1F3F5" w:color="auto" w:val="clear"/>
+                <w:rtl/>
+              </w:rPr>
+              <w:t xml:space="preserve">‎pty.TaxIdentity‎</w:t>
+            </w:r>
+            <w:r>
+              <w:rPr>
+                <w:rFonts w:ascii="Arial" w:cs="Arial" w:eastAsia="Arial" w:hAnsi="Arial"/>
+                <w:b w:val="false"/>
+                <w:bCs w:val="false"/>
+                <w:sz w:val="18"/>
+                <w:szCs w:val="18"/>
+                <w:rtl/>
+              </w:rPr>
+              <w:t xml:space="preserve"> شرط دخول S1. المقترح: يُحذف ويُقرأ من </w:t>
             </w:r>
             <w:r>
               <w:rPr>

--- a/treasury-platform/docs/30-readiness/word/DOC-F02-sensitive-data-flows.docx
+++ b/treasury-platform/docs/30-readiness/word/DOC-F02-sensitive-data-flows.docx
@@ -14872,92 +14872,18 @@
                 <w:shd w:fill="F1F3F5" w:color="auto" w:val="clear"/>
                 <w:rtl/>
               </w:rPr>
-              <w:t xml:space="preserve">‎org.Company.TaxNumber‎</w:t>
-            </w:r>
-            <w:r>
-              <w:rPr>
-                <w:rFonts w:ascii="Arial" w:cs="Arial" w:eastAsia="Arial" w:hAnsi="Arial"/>
-                <w:b w:val="false"/>
-                <w:bCs w:val="false"/>
-                <w:sz w:val="18"/>
-                <w:szCs w:val="18"/>
-                <w:rtl/>
-              </w:rPr>
-              <w:t xml:space="preserve"> (db/model/11-organization-party.model:26)</w:t>
-            </w:r>
-          </w:p>
-        </w:tc>
-        <w:tc>
-          <w:tcPr>
-            <w:tcW w:type="dxa" w:w="853"/>
-            <w:tcBorders>
-              <w:top w:val="single" w:color="BFC9D6" w:sz="4"/>
-              <w:left w:val="single" w:color="BFC9D6" w:sz="4"/>
-              <w:bottom w:val="single" w:color="BFC9D6" w:sz="4"/>
-              <w:right w:val="single" w:color="BFC9D6" w:sz="4"/>
-            </w:tcBorders>
-            <w:shd w:fill="F5F8FC" w:color="auto" w:val="clear"/>
-            <w:tcMar>
-              <w:top w:type="dxa" w:w="50"/>
-              <w:left w:type="dxa" w:w="90"/>
-              <w:bottom w:type="dxa" w:w="50"/>
-              <w:right w:type="dxa" w:w="90"/>
-            </w:tcMar>
-            <w:vAlign w:val="top"/>
-          </w:tcPr>
-          <w:p>
-            <w:pPr>
-              <w:keepNext w:val="false"/>
-              <w:bidi/>
-              <w:spacing w:after="30" w:before="30" w:line="264"/>
-            </w:pPr>
-            <w:r>
-              <w:rPr>
-                <w:rFonts w:ascii="Arial" w:cs="Arial" w:eastAsia="Arial" w:hAnsi="Arial"/>
-                <w:b w:val="false"/>
-                <w:bCs w:val="false"/>
-                <w:sz w:val="18"/>
-                <w:szCs w:val="18"/>
-                <w:rtl/>
-              </w:rPr>
-              <w:t xml:space="preserve">رقم ضريبي</w:t>
-            </w:r>
-          </w:p>
-        </w:tc>
-        <w:tc>
-          <w:tcPr>
-            <w:tcW w:type="dxa" w:w="2775"/>
-            <w:tcBorders>
-              <w:top w:val="single" w:color="BFC9D6" w:sz="4"/>
-              <w:left w:val="single" w:color="BFC9D6" w:sz="4"/>
-              <w:bottom w:val="single" w:color="BFC9D6" w:sz="4"/>
-              <w:right w:val="single" w:color="BFC9D6" w:sz="4"/>
-            </w:tcBorders>
-            <w:shd w:fill="F5F8FC" w:color="auto" w:val="clear"/>
-            <w:tcMar>
-              <w:top w:type="dxa" w:w="50"/>
-              <w:left w:type="dxa" w:w="90"/>
-              <w:bottom w:type="dxa" w:w="50"/>
-              <w:right w:type="dxa" w:w="90"/>
-            </w:tcMar>
-            <w:vAlign w:val="top"/>
-          </w:tcPr>
-          <w:p>
-            <w:pPr>
-              <w:keepNext w:val="false"/>
-              <w:bidi/>
-              <w:spacing w:after="30" w:before="30" w:line="264"/>
-            </w:pPr>
-            <w:r>
-              <w:rPr>
-                <w:rFonts w:ascii="Arial" w:cs="Arial" w:eastAsia="Arial" w:hAnsi="Arial"/>
-                <w:b w:val="false"/>
-                <w:bCs w:val="false"/>
-                <w:sz w:val="18"/>
-                <w:szCs w:val="18"/>
-                <w:rtl/>
-              </w:rPr>
-              <w:t xml:space="preserve">لا وسم؛ نسخته في </w:t>
+              <w:t xml:space="preserve">‎pty.TaxIdentity.TaxNumber‎</w:t>
+            </w:r>
+            <w:r>
+              <w:rPr>
+                <w:rFonts w:ascii="Arial" w:cs="Arial" w:eastAsia="Arial" w:hAnsi="Arial"/>
+                <w:b w:val="false"/>
+                <w:bCs w:val="false"/>
+                <w:sz w:val="18"/>
+                <w:szCs w:val="18"/>
+                <w:rtl/>
+              </w:rPr>
+              <w:t xml:space="preserve"> وVatNumber عبر </w:t>
             </w:r>
             <w:r>
               <w:rPr>
@@ -14970,18 +14896,7 @@
                 <w:shd w:fill="F1F3F5" w:color="auto" w:val="clear"/>
                 <w:rtl/>
               </w:rPr>
-              <w:t xml:space="preserve">‎pty.TaxIdentity‎</w:t>
-            </w:r>
-            <w:r>
-              <w:rPr>
-                <w:rFonts w:ascii="Arial" w:cs="Arial" w:eastAsia="Arial" w:hAnsi="Arial"/>
-                <w:b w:val="false"/>
-                <w:bCs w:val="false"/>
-                <w:sz w:val="18"/>
-                <w:szCs w:val="18"/>
-                <w:rtl/>
-              </w:rPr>
-              <w:t xml:space="preserve"> سرّية (:470)</w:t>
+              <w:t xml:space="preserve">‎org.v_CompanyTaxIdentity‎</w:t>
             </w:r>
           </w:p>
         </w:tc>
@@ -15018,7 +14933,114 @@
                 <w:szCs w:val="18"/>
                 <w:rtl/>
               </w:rPr>
-              <w:t xml:space="preserve">فجوة</w:t>
+              <w:t xml:space="preserve">رقم ضريبي</w:t>
+            </w:r>
+          </w:p>
+        </w:tc>
+        <w:tc>
+          <w:tcPr>
+            <w:tcW w:type="dxa" w:w="2775"/>
+            <w:tcBorders>
+              <w:top w:val="single" w:color="BFC9D6" w:sz="4"/>
+              <w:left w:val="single" w:color="BFC9D6" w:sz="4"/>
+              <w:bottom w:val="single" w:color="BFC9D6" w:sz="4"/>
+              <w:right w:val="single" w:color="BFC9D6" w:sz="4"/>
+            </w:tcBorders>
+            <w:shd w:fill="F5F8FC" w:color="auto" w:val="clear"/>
+            <w:tcMar>
+              <w:top w:type="dxa" w:w="50"/>
+              <w:left w:type="dxa" w:w="90"/>
+              <w:bottom w:type="dxa" w:w="50"/>
+              <w:right w:type="dxa" w:w="90"/>
+            </w:tcMar>
+            <w:vAlign w:val="top"/>
+          </w:tcPr>
+          <w:p>
+            <w:pPr>
+              <w:keepNext w:val="false"/>
+              <w:bidi/>
+              <w:spacing w:after="30" w:before="30" w:line="264"/>
+            </w:pPr>
+            <w:r>
+              <w:rPr>
+                <w:rFonts w:ascii="Arial" w:cs="Arial" w:eastAsia="Arial" w:hAnsi="Arial"/>
+                <w:b w:val="false"/>
+                <w:bCs w:val="false"/>
+                <w:sz w:val="18"/>
+                <w:szCs w:val="18"/>
+                <w:rtl/>
+              </w:rPr>
+              <w:t xml:space="preserve">سرّي؛ لا نسخة في </w:t>
+            </w:r>
+            <w:r>
+              <w:rPr>
+                <w:rFonts w:ascii="Courier New" w:cs="Courier New" w:eastAsia="Courier New" w:hAnsi="Courier New"/>
+                <w:b w:val="false"/>
+                <w:bCs w:val="false"/>
+                <w:color w:val="1F2937"/>
+                <w:sz w:val="16"/>
+                <w:szCs w:val="16"/>
+                <w:shd w:fill="F1F3F5" w:color="auto" w:val="clear"/>
+                <w:rtl/>
+              </w:rPr>
+              <w:t xml:space="preserve">‎org.Company‎</w:t>
+            </w:r>
+            <w:r>
+              <w:rPr>
+                <w:rFonts w:ascii="Arial" w:cs="Arial" w:eastAsia="Arial" w:hAnsi="Arial"/>
+                <w:b w:val="false"/>
+                <w:bCs w:val="false"/>
+                <w:sz w:val="18"/>
+                <w:szCs w:val="18"/>
+                <w:rtl/>
+              </w:rPr>
+              <w:t xml:space="preserve"> (حُذفت)</w:t>
+            </w:r>
+          </w:p>
+        </w:tc>
+        <w:tc>
+          <w:tcPr>
+            <w:tcW w:type="dxa" w:w="853"/>
+            <w:tcBorders>
+              <w:top w:val="single" w:color="BFC9D6" w:sz="4"/>
+              <w:left w:val="single" w:color="BFC9D6" w:sz="4"/>
+              <w:bottom w:val="single" w:color="BFC9D6" w:sz="4"/>
+              <w:right w:val="single" w:color="BFC9D6" w:sz="4"/>
+            </w:tcBorders>
+            <w:shd w:fill="F5F8FC" w:color="auto" w:val="clear"/>
+            <w:tcMar>
+              <w:top w:type="dxa" w:w="50"/>
+              <w:left w:type="dxa" w:w="90"/>
+              <w:bottom w:type="dxa" w:w="50"/>
+              <w:right w:type="dxa" w:w="90"/>
+            </w:tcMar>
+            <w:vAlign w:val="top"/>
+          </w:tcPr>
+          <w:p>
+            <w:pPr>
+              <w:keepNext w:val="false"/>
+              <w:bidi/>
+              <w:spacing w:after="30" w:before="30" w:line="264"/>
+            </w:pPr>
+            <w:r>
+              <w:rPr>
+                <w:rFonts w:ascii="Segoe UI Emoji" w:cs="Segoe UI Emoji" w:eastAsia="Segoe UI Emoji" w:hAnsi="Segoe UI Emoji"/>
+                <w:sz w:val="18"/>
+                <w:szCs w:val="18"/>
+                <w:rtl/>
+              </w:rPr>
+              <w:t xml:space="preserve">✅</w:t>
+            </w:r>
+            <w:r>
+              <w:rPr>
+                <w:rFonts w:ascii="Arial" w:cs="Arial" w:eastAsia="Arial" w:hAnsi="Arial"/>
+                <w:b w:val="false"/>
+                <w:bCs w:val="false"/>
+                <w:sz w:val="18"/>
+                <w:szCs w:val="18"/>
+                <w:rtl/>
+              </w:rPr>
+              <w:t xml:space="preserve"> مغلقة (ADR 0011)</w:t>
             </w:r>
           </w:p>
         </w:tc>
@@ -19171,11 +19193,11 @@
         </w:tblBorders>
       </w:tblPr>
       <w:tblGrid>
-        <w:gridCol w:w="1184"/>
-        <w:gridCol w:w="3260"/>
-        <w:gridCol w:w="2608"/>
-        <w:gridCol w:w="1184"/>
-        <w:gridCol w:w="1628"/>
+        <w:gridCol w:w="1066"/>
+        <w:gridCol w:w="2932"/>
+        <w:gridCol w:w="3334"/>
+        <w:gridCol w:w="1066"/>
+        <w:gridCol w:w="1466"/>
       </w:tblGrid>
       <w:tr>
         <w:trPr>
@@ -19184,7 +19206,7 @@
         </w:trPr>
         <w:tc>
           <w:tcPr>
-            <w:tcW w:type="dxa" w:w="1184"/>
+            <w:tcW w:type="dxa" w:w="1066"/>
             <w:tcBorders>
               <w:top w:val="single" w:color="BFC9D6" w:sz="4"/>
               <w:left w:val="single" w:color="BFC9D6" w:sz="4"/>
@@ -19222,7 +19244,7 @@
         </w:tc>
         <w:tc>
           <w:tcPr>
-            <w:tcW w:type="dxa" w:w="3260"/>
+            <w:tcW w:type="dxa" w:w="2932"/>
             <w:tcBorders>
               <w:top w:val="single" w:color="BFC9D6" w:sz="4"/>
               <w:left w:val="single" w:color="BFC9D6" w:sz="4"/>
@@ -19260,7 +19282,7 @@
         </w:tc>
         <w:tc>
           <w:tcPr>
-            <w:tcW w:type="dxa" w:w="2608"/>
+            <w:tcW w:type="dxa" w:w="3334"/>
             <w:tcBorders>
               <w:top w:val="single" w:color="BFC9D6" w:sz="4"/>
               <w:left w:val="single" w:color="BFC9D6" w:sz="4"/>
@@ -19298,7 +19320,7 @@
         </w:tc>
         <w:tc>
           <w:tcPr>
-            <w:tcW w:type="dxa" w:w="1184"/>
+            <w:tcW w:type="dxa" w:w="1066"/>
             <w:tcBorders>
               <w:top w:val="single" w:color="BFC9D6" w:sz="4"/>
               <w:left w:val="single" w:color="BFC9D6" w:sz="4"/>
@@ -19336,7 +19358,7 @@
         </w:tc>
         <w:tc>
           <w:tcPr>
-            <w:tcW w:type="dxa" w:w="1628"/>
+            <w:tcW w:type="dxa" w:w="1466"/>
             <w:tcBorders>
               <w:top w:val="single" w:color="BFC9D6" w:sz="4"/>
               <w:left w:val="single" w:color="BFC9D6" w:sz="4"/>
@@ -19379,7 +19401,7 @@
         </w:trPr>
         <w:tc>
           <w:tcPr>
-            <w:tcW w:type="dxa" w:w="1184"/>
+            <w:tcW w:type="dxa" w:w="1066"/>
             <w:tcBorders>
               <w:top w:val="single" w:color="BFC9D6" w:sz="4"/>
               <w:left w:val="single" w:color="BFC9D6" w:sz="4"/>
@@ -19415,7 +19437,7 @@
         </w:tc>
         <w:tc>
           <w:tcPr>
-            <w:tcW w:type="dxa" w:w="3260"/>
+            <w:tcW w:type="dxa" w:w="2932"/>
             <w:tcBorders>
               <w:top w:val="single" w:color="BFC9D6" w:sz="4"/>
               <w:left w:val="single" w:color="BFC9D6" w:sz="4"/>
@@ -19451,7 +19473,7 @@
         </w:tc>
         <w:tc>
           <w:tcPr>
-            <w:tcW w:type="dxa" w:w="2608"/>
+            <w:tcW w:type="dxa" w:w="3334"/>
             <w:tcBorders>
               <w:top w:val="single" w:color="BFC9D6" w:sz="4"/>
               <w:left w:val="single" w:color="BFC9D6" w:sz="4"/>
@@ -19520,7 +19542,7 @@
         </w:tc>
         <w:tc>
           <w:tcPr>
-            <w:tcW w:type="dxa" w:w="1184"/>
+            <w:tcW w:type="dxa" w:w="1066"/>
             <w:tcBorders>
               <w:top w:val="single" w:color="BFC9D6" w:sz="4"/>
               <w:left w:val="single" w:color="BFC9D6" w:sz="4"/>
@@ -19556,7 +19578,7 @@
         </w:tc>
         <w:tc>
           <w:tcPr>
-            <w:tcW w:type="dxa" w:w="1628"/>
+            <w:tcW w:type="dxa" w:w="1466"/>
             <w:tcBorders>
               <w:top w:val="single" w:color="BFC9D6" w:sz="4"/>
               <w:left w:val="single" w:color="BFC9D6" w:sz="4"/>
@@ -19597,7 +19619,7 @@
         </w:trPr>
         <w:tc>
           <w:tcPr>
-            <w:tcW w:type="dxa" w:w="1184"/>
+            <w:tcW w:type="dxa" w:w="1066"/>
             <w:tcBorders>
               <w:top w:val="single" w:color="BFC9D6" w:sz="4"/>
               <w:left w:val="single" w:color="BFC9D6" w:sz="4"/>
@@ -19634,7 +19656,7 @@
         </w:tc>
         <w:tc>
           <w:tcPr>
-            <w:tcW w:type="dxa" w:w="3260"/>
+            <w:tcW w:type="dxa" w:w="2932"/>
             <w:tcBorders>
               <w:top w:val="single" w:color="BFC9D6" w:sz="4"/>
               <w:left w:val="single" w:color="BFC9D6" w:sz="4"/>
@@ -19695,7 +19717,7 @@
         </w:tc>
         <w:tc>
           <w:tcPr>
-            <w:tcW w:type="dxa" w:w="2608"/>
+            <w:tcW w:type="dxa" w:w="3334"/>
             <w:tcBorders>
               <w:top w:val="single" w:color="BFC9D6" w:sz="4"/>
               <w:left w:val="single" w:color="BFC9D6" w:sz="4"/>
@@ -19837,7 +19859,7 @@
         </w:tc>
         <w:tc>
           <w:tcPr>
-            <w:tcW w:type="dxa" w:w="1184"/>
+            <w:tcW w:type="dxa" w:w="1066"/>
             <w:tcBorders>
               <w:top w:val="single" w:color="BFC9D6" w:sz="4"/>
               <w:left w:val="single" w:color="BFC9D6" w:sz="4"/>
@@ -19874,7 +19896,7 @@
         </w:tc>
         <w:tc>
           <w:tcPr>
-            <w:tcW w:type="dxa" w:w="1628"/>
+            <w:tcW w:type="dxa" w:w="1466"/>
             <w:tcBorders>
               <w:top w:val="single" w:color="BFC9D6" w:sz="4"/>
               <w:left w:val="single" w:color="BFC9D6" w:sz="4"/>
@@ -19916,7 +19938,7 @@
         </w:trPr>
         <w:tc>
           <w:tcPr>
-            <w:tcW w:type="dxa" w:w="1184"/>
+            <w:tcW w:type="dxa" w:w="1066"/>
             <w:tcBorders>
               <w:top w:val="single" w:color="BFC9D6" w:sz="4"/>
               <w:left w:val="single" w:color="BFC9D6" w:sz="4"/>
@@ -19952,7 +19974,7 @@
         </w:tc>
         <w:tc>
           <w:tcPr>
-            <w:tcW w:type="dxa" w:w="3260"/>
+            <w:tcW w:type="dxa" w:w="2932"/>
             <w:tcBorders>
               <w:top w:val="single" w:color="BFC9D6" w:sz="4"/>
               <w:left w:val="single" w:color="BFC9D6" w:sz="4"/>
@@ -20012,7 +20034,7 @@
         </w:tc>
         <w:tc>
           <w:tcPr>
-            <w:tcW w:type="dxa" w:w="2608"/>
+            <w:tcW w:type="dxa" w:w="3334"/>
             <w:tcBorders>
               <w:top w:val="single" w:color="BFC9D6" w:sz="4"/>
               <w:left w:val="single" w:color="BFC9D6" w:sz="4"/>
@@ -20069,7 +20091,7 @@
         </w:tc>
         <w:tc>
           <w:tcPr>
-            <w:tcW w:type="dxa" w:w="1184"/>
+            <w:tcW w:type="dxa" w:w="1066"/>
             <w:tcBorders>
               <w:top w:val="single" w:color="BFC9D6" w:sz="4"/>
               <w:left w:val="single" w:color="BFC9D6" w:sz="4"/>
@@ -20105,7 +20127,7 @@
         </w:tc>
         <w:tc>
           <w:tcPr>
-            <w:tcW w:type="dxa" w:w="1628"/>
+            <w:tcW w:type="dxa" w:w="1466"/>
             <w:tcBorders>
               <w:top w:val="single" w:color="BFC9D6" w:sz="4"/>
               <w:left w:val="single" w:color="BFC9D6" w:sz="4"/>
@@ -20146,7 +20168,7 @@
         </w:trPr>
         <w:tc>
           <w:tcPr>
-            <w:tcW w:type="dxa" w:w="1184"/>
+            <w:tcW w:type="dxa" w:w="1066"/>
             <w:tcBorders>
               <w:top w:val="single" w:color="BFC9D6" w:sz="4"/>
               <w:left w:val="single" w:color="BFC9D6" w:sz="4"/>
@@ -20183,7 +20205,7 @@
         </w:tc>
         <w:tc>
           <w:tcPr>
-            <w:tcW w:type="dxa" w:w="3260"/>
+            <w:tcW w:type="dxa" w:w="2932"/>
             <w:tcBorders>
               <w:top w:val="single" w:color="BFC9D6" w:sz="4"/>
               <w:left w:val="single" w:color="BFC9D6" w:sz="4"/>
@@ -20220,7 +20242,7 @@
         </w:tc>
         <w:tc>
           <w:tcPr>
-            <w:tcW w:type="dxa" w:w="2608"/>
+            <w:tcW w:type="dxa" w:w="3334"/>
             <w:tcBorders>
               <w:top w:val="single" w:color="BFC9D6" w:sz="4"/>
               <w:left w:val="single" w:color="BFC9D6" w:sz="4"/>
@@ -20329,7 +20351,7 @@
         </w:tc>
         <w:tc>
           <w:tcPr>
-            <w:tcW w:type="dxa" w:w="1184"/>
+            <w:tcW w:type="dxa" w:w="1066"/>
             <w:tcBorders>
               <w:top w:val="single" w:color="BFC9D6" w:sz="4"/>
               <w:left w:val="single" w:color="BFC9D6" w:sz="4"/>
@@ -20366,7 +20388,7 @@
         </w:tc>
         <w:tc>
           <w:tcPr>
-            <w:tcW w:type="dxa" w:w="1628"/>
+            <w:tcW w:type="dxa" w:w="1466"/>
             <w:tcBorders>
               <w:top w:val="single" w:color="BFC9D6" w:sz="4"/>
               <w:left w:val="single" w:color="BFC9D6" w:sz="4"/>
@@ -20408,7 +20430,7 @@
         </w:trPr>
         <w:tc>
           <w:tcPr>
-            <w:tcW w:type="dxa" w:w="1184"/>
+            <w:tcW w:type="dxa" w:w="1066"/>
             <w:tcBorders>
               <w:top w:val="single" w:color="BFC9D6" w:sz="4"/>
               <w:left w:val="single" w:color="BFC9D6" w:sz="4"/>
@@ -20444,7 +20466,7 @@
         </w:tc>
         <w:tc>
           <w:tcPr>
-            <w:tcW w:type="dxa" w:w="3260"/>
+            <w:tcW w:type="dxa" w:w="2932"/>
             <w:tcBorders>
               <w:top w:val="single" w:color="BFC9D6" w:sz="4"/>
               <w:left w:val="single" w:color="BFC9D6" w:sz="4"/>
@@ -20480,7 +20502,7 @@
         </w:tc>
         <w:tc>
           <w:tcPr>
-            <w:tcW w:type="dxa" w:w="2608"/>
+            <w:tcW w:type="dxa" w:w="3334"/>
             <w:tcBorders>
               <w:top w:val="single" w:color="BFC9D6" w:sz="4"/>
               <w:left w:val="single" w:color="BFC9D6" w:sz="4"/>
@@ -20564,7 +20586,7 @@
         </w:tc>
         <w:tc>
           <w:tcPr>
-            <w:tcW w:type="dxa" w:w="1184"/>
+            <w:tcW w:type="dxa" w:w="1066"/>
             <w:tcBorders>
               <w:top w:val="single" w:color="BFC9D6" w:sz="4"/>
               <w:left w:val="single" w:color="BFC9D6" w:sz="4"/>
@@ -20600,7 +20622,7 @@
         </w:tc>
         <w:tc>
           <w:tcPr>
-            <w:tcW w:type="dxa" w:w="1628"/>
+            <w:tcW w:type="dxa" w:w="1466"/>
             <w:tcBorders>
               <w:top w:val="single" w:color="BFC9D6" w:sz="4"/>
               <w:left w:val="single" w:color="BFC9D6" w:sz="4"/>
@@ -20641,7 +20663,7 @@
         </w:trPr>
         <w:tc>
           <w:tcPr>
-            <w:tcW w:type="dxa" w:w="1184"/>
+            <w:tcW w:type="dxa" w:w="1066"/>
             <w:tcBorders>
               <w:top w:val="single" w:color="BFC9D6" w:sz="4"/>
               <w:left w:val="single" w:color="BFC9D6" w:sz="4"/>
@@ -20678,7 +20700,7 @@
         </w:tc>
         <w:tc>
           <w:tcPr>
-            <w:tcW w:type="dxa" w:w="3260"/>
+            <w:tcW w:type="dxa" w:w="2932"/>
             <w:tcBorders>
               <w:top w:val="single" w:color="BFC9D6" w:sz="4"/>
               <w:left w:val="single" w:color="BFC9D6" w:sz="4"/>
@@ -20715,7 +20737,7 @@
         </w:tc>
         <w:tc>
           <w:tcPr>
-            <w:tcW w:type="dxa" w:w="2608"/>
+            <w:tcW w:type="dxa" w:w="3334"/>
             <w:tcBorders>
               <w:top w:val="single" w:color="BFC9D6" w:sz="4"/>
               <w:left w:val="single" w:color="BFC9D6" w:sz="4"/>
@@ -20810,7 +20832,7 @@
         </w:tc>
         <w:tc>
           <w:tcPr>
-            <w:tcW w:type="dxa" w:w="1184"/>
+            <w:tcW w:type="dxa" w:w="1066"/>
             <w:tcBorders>
               <w:top w:val="single" w:color="BFC9D6" w:sz="4"/>
               <w:left w:val="single" w:color="BFC9D6" w:sz="4"/>
@@ -20847,7 +20869,7 @@
         </w:tc>
         <w:tc>
           <w:tcPr>
-            <w:tcW w:type="dxa" w:w="1628"/>
+            <w:tcW w:type="dxa" w:w="1466"/>
             <w:tcBorders>
               <w:top w:val="single" w:color="BFC9D6" w:sz="4"/>
               <w:left w:val="single" w:color="BFC9D6" w:sz="4"/>
@@ -20889,7 +20911,7 @@
         </w:trPr>
         <w:tc>
           <w:tcPr>
-            <w:tcW w:type="dxa" w:w="1184"/>
+            <w:tcW w:type="dxa" w:w="1066"/>
             <w:tcBorders>
               <w:top w:val="single" w:color="BFC9D6" w:sz="4"/>
               <w:left w:val="single" w:color="BFC9D6" w:sz="4"/>
@@ -20925,7 +20947,7 @@
         </w:tc>
         <w:tc>
           <w:tcPr>
-            <w:tcW w:type="dxa" w:w="3260"/>
+            <w:tcW w:type="dxa" w:w="2932"/>
             <w:tcBorders>
               <w:top w:val="single" w:color="BFC9D6" w:sz="4"/>
               <w:left w:val="single" w:color="BFC9D6" w:sz="4"/>
@@ -20961,7 +20983,7 @@
         </w:tc>
         <w:tc>
           <w:tcPr>
-            <w:tcW w:type="dxa" w:w="2608"/>
+            <w:tcW w:type="dxa" w:w="3334"/>
             <w:tcBorders>
               <w:top w:val="single" w:color="BFC9D6" w:sz="4"/>
               <w:left w:val="single" w:color="BFC9D6" w:sz="4"/>
@@ -21018,7 +21040,7 @@
         </w:tc>
         <w:tc>
           <w:tcPr>
-            <w:tcW w:type="dxa" w:w="1184"/>
+            <w:tcW w:type="dxa" w:w="1066"/>
             <w:tcBorders>
               <w:top w:val="single" w:color="BFC9D6" w:sz="4"/>
               <w:left w:val="single" w:color="BFC9D6" w:sz="4"/>
@@ -21054,7 +21076,7 @@
         </w:tc>
         <w:tc>
           <w:tcPr>
-            <w:tcW w:type="dxa" w:w="1628"/>
+            <w:tcW w:type="dxa" w:w="1466"/>
             <w:tcBorders>
               <w:top w:val="single" w:color="BFC9D6" w:sz="4"/>
               <w:left w:val="single" w:color="BFC9D6" w:sz="4"/>
@@ -21095,7 +21117,7 @@
         </w:trPr>
         <w:tc>
           <w:tcPr>
-            <w:tcW w:type="dxa" w:w="1184"/>
+            <w:tcW w:type="dxa" w:w="1066"/>
             <w:tcBorders>
               <w:top w:val="single" w:color="BFC9D6" w:sz="4"/>
               <w:left w:val="single" w:color="BFC9D6" w:sz="4"/>
@@ -21132,7 +21154,7 @@
         </w:tc>
         <w:tc>
           <w:tcPr>
-            <w:tcW w:type="dxa" w:w="3260"/>
+            <w:tcW w:type="dxa" w:w="2932"/>
             <w:tcBorders>
               <w:top w:val="single" w:color="BFC9D6" w:sz="4"/>
               <w:left w:val="single" w:color="BFC9D6" w:sz="4"/>
@@ -21193,7 +21215,7 @@
         </w:tc>
         <w:tc>
           <w:tcPr>
-            <w:tcW w:type="dxa" w:w="2608"/>
+            <w:tcW w:type="dxa" w:w="3334"/>
             <w:tcBorders>
               <w:top w:val="single" w:color="BFC9D6" w:sz="4"/>
               <w:left w:val="single" w:color="BFC9D6" w:sz="4"/>
@@ -21233,7 +21255,7 @@
                 <w:szCs w:val="18"/>
                 <w:rtl/>
               </w:rPr>
-              <w:t xml:space="preserve"> معتمد (O-15، ADR 0011): الوسم السرّي منفّذ، والحذف والقراءة من </w:t>
+              <w:t xml:space="preserve"> منفّذ (ADR 0011، 2026-10-13): حُذف </w:t>
             </w:r>
             <w:r>
               <w:rPr>
@@ -21246,18 +21268,18 @@
                 <w:shd w:fill="F1F3F5" w:color="auto" w:val="clear"/>
                 <w:rtl/>
               </w:rPr>
-              <w:t xml:space="preserve">‎pty.TaxIdentity‎</w:t>
-            </w:r>
-            <w:r>
-              <w:rPr>
-                <w:rFonts w:ascii="Arial" w:cs="Arial" w:eastAsia="Arial" w:hAnsi="Arial"/>
-                <w:b w:val="false"/>
-                <w:bCs w:val="false"/>
-                <w:sz w:val="18"/>
-                <w:szCs w:val="18"/>
-                <w:rtl/>
-              </w:rPr>
-              <w:t xml:space="preserve"> شرط دخول S1. المقترح: يُحذف ويُقرأ من </w:t>
+              <w:t xml:space="preserve">‎org.Company.TaxNumber‎</w:t>
+            </w:r>
+            <w:r>
+              <w:rPr>
+                <w:rFonts w:ascii="Arial" w:cs="Arial" w:eastAsia="Arial" w:hAnsi="Arial"/>
+                <w:b w:val="false"/>
+                <w:bCs w:val="false"/>
+                <w:sz w:val="18"/>
+                <w:szCs w:val="18"/>
+                <w:rtl/>
+              </w:rPr>
+              <w:t xml:space="preserve">، ويُقرأ الرقمان من الهوية الضريبية الحالية للمرآة في دولة التأسيس عبر </w:t>
             </w:r>
             <w:r>
               <w:rPr>
@@ -21270,6 +21292,30 @@
                 <w:shd w:fill="F1F3F5" w:color="auto" w:val="clear"/>
                 <w:rtl/>
               </w:rPr>
+              <w:t xml:space="preserve">‎org.v_CompanyTaxIdentity‎</w:t>
+            </w:r>
+            <w:r>
+              <w:rPr>
+                <w:rFonts w:ascii="Arial" w:cs="Arial" w:eastAsia="Arial" w:hAnsi="Arial"/>
+                <w:b w:val="false"/>
+                <w:bCs w:val="false"/>
+                <w:sz w:val="18"/>
+                <w:szCs w:val="18"/>
+                <w:rtl/>
+              </w:rPr>
+              <w:t xml:space="preserve">. المقترح: يُحذف ويُقرأ من </w:t>
+            </w:r>
+            <w:r>
+              <w:rPr>
+                <w:rFonts w:ascii="Courier New" w:cs="Courier New" w:eastAsia="Courier New" w:hAnsi="Courier New"/>
+                <w:b w:val="false"/>
+                <w:bCs w:val="false"/>
+                <w:color w:val="1F2937"/>
+                <w:sz w:val="16"/>
+                <w:szCs w:val="16"/>
+                <w:shd w:fill="F1F3F5" w:color="auto" w:val="clear"/>
+                <w:rtl/>
+              </w:rPr>
               <w:t xml:space="preserve">‎pty.TaxIdentity‎</w:t>
             </w:r>
             <w:r>
@@ -21287,7 +21333,7 @@
         </w:tc>
         <w:tc>
           <w:tcPr>
-            <w:tcW w:type="dxa" w:w="1184"/>
+            <w:tcW w:type="dxa" w:w="1066"/>
             <w:tcBorders>
               <w:top w:val="single" w:color="BFC9D6" w:sz="4"/>
               <w:left w:val="single" w:color="BFC9D6" w:sz="4"/>
@@ -21324,7 +21370,7 @@
         </w:tc>
         <w:tc>
           <w:tcPr>
-            <w:tcW w:type="dxa" w:w="1628"/>
+            <w:tcW w:type="dxa" w:w="1466"/>
             <w:tcBorders>
               <w:top w:val="single" w:color="BFC9D6" w:sz="4"/>
               <w:left w:val="single" w:color="BFC9D6" w:sz="4"/>
@@ -21366,7 +21412,7 @@
         </w:trPr>
         <w:tc>
           <w:tcPr>
-            <w:tcW w:type="dxa" w:w="1184"/>
+            <w:tcW w:type="dxa" w:w="1066"/>
             <w:tcBorders>
               <w:top w:val="single" w:color="BFC9D6" w:sz="4"/>
               <w:left w:val="single" w:color="BFC9D6" w:sz="4"/>
@@ -21402,7 +21448,7 @@
         </w:tc>
         <w:tc>
           <w:tcPr>
-            <w:tcW w:type="dxa" w:w="3260"/>
+            <w:tcW w:type="dxa" w:w="2932"/>
             <w:tcBorders>
               <w:top w:val="single" w:color="BFC9D6" w:sz="4"/>
               <w:left w:val="single" w:color="BFC9D6" w:sz="4"/>
@@ -21438,7 +21484,7 @@
         </w:tc>
         <w:tc>
           <w:tcPr>
-            <w:tcW w:type="dxa" w:w="2608"/>
+            <w:tcW w:type="dxa" w:w="3334"/>
             <w:tcBorders>
               <w:top w:val="single" w:color="BFC9D6" w:sz="4"/>
               <w:left w:val="single" w:color="BFC9D6" w:sz="4"/>
@@ -21484,7 +21530,7 @@
         </w:tc>
         <w:tc>
           <w:tcPr>
-            <w:tcW w:type="dxa" w:w="1184"/>
+            <w:tcW w:type="dxa" w:w="1066"/>
             <w:tcBorders>
               <w:top w:val="single" w:color="BFC9D6" w:sz="4"/>
               <w:left w:val="single" w:color="BFC9D6" w:sz="4"/>
@@ -21520,7 +21566,7 @@
         </w:tc>
         <w:tc>
           <w:tcPr>
-            <w:tcW w:type="dxa" w:w="1628"/>
+            <w:tcW w:type="dxa" w:w="1466"/>
             <w:tcBorders>
               <w:top w:val="single" w:color="BFC9D6" w:sz="4"/>
               <w:left w:val="single" w:color="BFC9D6" w:sz="4"/>

--- a/treasury-platform/docs/30-readiness/word/DOC-F02-sensitive-data-flows.docx
+++ b/treasury-platform/docs/30-readiness/word/DOC-F02-sensitive-data-flows.docx
@@ -19512,7 +19512,7 @@
                 <w:szCs w:val="18"/>
                 <w:rtl/>
               </w:rPr>
-              <w:t xml:space="preserve"> معتمد (O-15، ADR 0011) بصيغة DQ-F12-11: لا يُنسخ شيء، وقيد يمنع قيمة IBAN في سطور المقارنة، والأعمدة الثلاثة موسومة سرّية؛ خدمة المقارنة قبل S3. المقترح الأصلي: لا تُنسخ القيمة: يُخزَّن القناع وHMAC للحقل المقيّد فقط؛ ويوسم العمودان </w:t>
+              <w:t xml:space="preserve"> منفّذ (ADR 0011، 2026-10-13) بصيغة DQ-F12-11: لا يُنسخ شيء، وقيد وقادح يمنعان قيمة الحقل المقيّد في سطور المقارنة وفروق التعديل (50058)، والأعمدة الثلاثة موسومة سرّية، والحكم من البصمة. المقترح الأصلي: لا تُنسخ القيمة: يُخزَّن القناع وHMAC للحقل المقيّد فقط؛ ويوسم العمودان </w:t>
             </w:r>
             <w:r>
               <w:rPr>
@@ -19757,7 +19757,7 @@
                 <w:szCs w:val="18"/>
                 <w:rtl/>
               </w:rPr>
-              <w:t xml:space="preserve"> منفّذ جزئيًا (ADR 0011): الوسم السرّي ومنع القراءة عن </w:t>
+              <w:t xml:space="preserve"> منفّذ (ADR 0011): الوسم السرّي ومنع القراءة عن </w:t>
             </w:r>
             <w:r>
               <w:rPr>
@@ -19805,7 +19805,7 @@
                 <w:szCs w:val="18"/>
                 <w:rtl/>
               </w:rPr>
-              <w:t xml:space="preserve">؛ الحجب عند الإدخال قبل S2 (DQ-S06-7). المقترح: وسم </w:t>
+              <w:t xml:space="preserve">؛ والحجب عند الإدخال، وقيد يرفض IBAN أو رقم حساب غير مقنَّع (2026-10-13، DQ-S06-7). المقترح: وسم </w:t>
             </w:r>
             <w:r>
               <w:rPr>

--- a/treasury-platform/docs/30-readiness/word/DOC-F02-sensitive-data-flows.docx
+++ b/treasury-platform/docs/30-readiness/word/DOC-F02-sensitive-data-flows.docx
@@ -6255,7 +6255,7 @@
           <w:szCs w:val="21"/>
           <w:rtl/>
         </w:rPr>
-        <w:t xml:space="preserve"> 29 عمودًا. لكل منها </w:t>
+        <w:t xml:space="preserve"> 31 عمودًا (2026-10-18). لكل منها </w:t>
       </w:r>
       <w:r>
         <w:rPr>
@@ -6303,7 +6303,7 @@
           <w:szCs w:val="21"/>
           <w:rtl/>
         </w:rPr>
-        <w:t xml:space="preserve"> (db/generated/tsql/006_sensitive_columns.sql:7-35). الفحص R7 يطابق العددين (tools/dbgen/check_grants.py:92-96)، والاختبار T21 يثبت الرفض (db/tests/tenant_isolation_tests.sql:704-711).</w:t>
+        <w:t xml:space="preserve"> (db/generated/tsql/006_sensitive_columns.sql). الفحص R7 يطابق العددين (tools/dbgen/check_grants.py:92-96)، والاختبار T21 يثبت الرفض (db/tests/tenant_isolation_tests.sql:704-711).</w:t>
       </w:r>
     </w:p>
     <w:p>
@@ -6336,7 +6336,31 @@
           <w:szCs w:val="21"/>
           <w:rtl/>
         </w:rPr>
-        <w:t xml:space="preserve"> 23 عمودًا موسومًا، </w:t>
+        <w:t xml:space="preserve"> 42 عمودًا موسومًا في قاموس البيانات (2026-10-18، ومنها </w:t>
+      </w:r>
+      <w:r>
+        <w:rPr>
+          <w:rFonts w:ascii="Courier New" w:cs="Courier New" w:eastAsia="Courier New" w:hAnsi="Courier New"/>
+          <w:b w:val="false"/>
+          <w:bCs w:val="false"/>
+          <w:color w:val="1F2937"/>
+          <w:sz w:val="18"/>
+          <w:szCs w:val="18"/>
+          <w:shd w:fill="F1F3F5" w:color="auto" w:val="clear"/>
+          <w:rtl/>
+        </w:rPr>
+        <w:t xml:space="preserve">‎OriginalText‎</w:t>
+      </w:r>
+      <w:r>
+        <w:rPr>
+          <w:rFonts w:ascii="Arial" w:cs="Arial" w:eastAsia="Arial" w:hAnsi="Arial"/>
+          <w:b w:val="false"/>
+          <w:bCs w:val="false"/>
+          <w:sz w:val="21"/>
+          <w:szCs w:val="21"/>
+          <w:rtl/>
+        </w:rPr>
+        <w:t xml:space="preserve"> لكل جدول بختم مصدر)، </w:t>
       </w:r>
       <w:r>
         <w:rPr>
